--- a/DWH_2/DWH_HW_1.docx
+++ b/DWH_2/DWH_HW_1.docx
@@ -104,13 +104,8 @@
         </w:rPr>
         <w:t xml:space="preserve"> </w:t>
       </w:r>
-      <w:proofErr w:type="gramStart"/>
-      <w:r>
-        <w:t>Following</w:t>
-      </w:r>
-      <w:proofErr w:type="gramEnd"/>
-      <w:r>
-        <w:t xml:space="preserve"> the creation of the database, an investigation of the PostgreSQL system metadata was performed</w:t>
+      <w:r>
+        <w:t>Following the creation of the database, an investigation of the PostgreSQL system metadata was performed</w:t>
       </w:r>
       <w:r>
         <w:t>:</w:t>
@@ -1509,6 +1504,86 @@
       </w:r>
       <w:r>
         <w:br/>
+      </w:r>
+      <w:r>
+        <w:t xml:space="preserve">The result after </w:t>
+      </w:r>
+      <w:r>
+        <w:rPr>
+          <w:b/>
+          <w:bCs/>
+        </w:rPr>
+        <w:t>vacuum</w:t>
+      </w:r>
+      <w:r>
+        <w:rPr>
+          <w:b/>
+          <w:bCs/>
+        </w:rPr>
+        <w:t xml:space="preserve"> </w:t>
+      </w:r>
+      <w:r>
+        <w:rPr>
+          <w:b/>
+          <w:bCs/>
+        </w:rPr>
+        <w:t>full</w:t>
+      </w:r>
+      <w:r>
+        <w:rPr>
+          <w:b/>
+          <w:bCs/>
+        </w:rPr>
+        <w:t xml:space="preserve"> command</w:t>
+      </w:r>
+      <w:r>
+        <w:t>(</w:t>
+      </w:r>
+      <w:r>
+        <w:t>The VACUUM FULL operation performed a complete rewrite of the table, eliminating all internal gaps and [NULL] slots. This defragmentation compressed the remaining live records into sequential physical addresses starting from (0,1), effectively minimizing the storage footprint on disk</w:t>
+      </w:r>
+      <w:r>
+        <w:t>)</w:t>
+      </w:r>
+      <w:r>
+        <w:br/>
+      </w:r>
+      <w:r>
+        <w:drawing>
+          <wp:inline distT="0" distB="0" distL="0" distR="0" wp14:anchorId="71225C85" wp14:editId="767D3ED0">
+            <wp:extent cx="5943600" cy="2450465"/>
+            <wp:effectExtent l="0" t="0" r="0" b="6985"/>
+            <wp:docPr id="1264457712" name="Picture 1"/>
+            <wp:cNvGraphicFramePr>
+              <a:graphicFrameLocks xmlns:a="http://schemas.openxmlformats.org/drawingml/2006/main" noChangeAspect="1"/>
+            </wp:cNvGraphicFramePr>
+            <a:graphic xmlns:a="http://schemas.openxmlformats.org/drawingml/2006/main">
+              <a:graphicData uri="http://schemas.openxmlformats.org/drawingml/2006/picture">
+                <pic:pic xmlns:pic="http://schemas.openxmlformats.org/drawingml/2006/picture">
+                  <pic:nvPicPr>
+                    <pic:cNvPr id="1264457712" name=""/>
+                    <pic:cNvPicPr/>
+                  </pic:nvPicPr>
+                  <pic:blipFill>
+                    <a:blip r:embed="rId18"/>
+                    <a:stretch>
+                      <a:fillRect/>
+                    </a:stretch>
+                  </pic:blipFill>
+                  <pic:spPr>
+                    <a:xfrm>
+                      <a:off x="0" y="0"/>
+                      <a:ext cx="5943600" cy="2450465"/>
+                    </a:xfrm>
+                    <a:prstGeom prst="rect">
+                      <a:avLst/>
+                    </a:prstGeom>
+                  </pic:spPr>
+                </pic:pic>
+              </a:graphicData>
+            </a:graphic>
+          </wp:inline>
+        </w:drawing>
       </w:r>
     </w:p>
     <w:sectPr>
